--- a/khmer_sign_recognizer/algo_comparison/results_khmer_var_both/Task_A_Report.docx
+++ b/khmer_sign_recognizer/algo_comparison/results_khmer_var_both/Task_A_Report.docx
@@ -24,7 +24,7 @@
           <w:color w:val="595959"/>
           <w:sz w:val="24"/>
         </w:rPr>
-        <w:t>9 algorithms on 4309 recordings of 7 signs</w:t>
+        <w:t>9 algorithms on 2359 recordings of 7 signs</w:t>
       </w:r>
     </w:p>
     <w:p>
@@ -174,7 +174,7 @@
                 <w:rFonts w:ascii="Calibri" w:hAnsi="Calibri"/>
                 <w:sz w:val="20"/>
               </w:rPr>
-              <w:t>4309 takes, 12 per sign</w:t>
+              <w:t>2359 takes, 12 per sign</w:t>
             </w:r>
           </w:p>
         </w:tc>
@@ -500,7 +500,7 @@
                 <w:b/>
                 <w:sz w:val="20"/>
               </w:rPr>
-              <w:t>Logistic Regression</w:t>
+              <w:t>Gradient Boosting</w:t>
             </w:r>
           </w:p>
         </w:tc>
@@ -520,7 +520,7 @@
                 <w:b/>
                 <w:sz w:val="20"/>
               </w:rPr>
-              <w:t>95.4%</w:t>
+              <w:t>80.1%</w:t>
             </w:r>
           </w:p>
         </w:tc>
@@ -540,7 +540,7 @@
                 <w:b/>
                 <w:sz w:val="20"/>
               </w:rPr>
-              <w:t>95.7%</w:t>
+              <w:t>79.7%</w:t>
             </w:r>
           </w:p>
         </w:tc>
@@ -560,7 +560,7 @@
                 <w:b/>
                 <w:sz w:val="20"/>
               </w:rPr>
-              <w:t>95.4%</w:t>
+              <w:t>79.3%</w:t>
             </w:r>
           </w:p>
         </w:tc>
@@ -580,7 +580,7 @@
                 <w:b/>
                 <w:sz w:val="20"/>
               </w:rPr>
-              <w:t>95.3%</w:t>
+              <w:t>78.7%</w:t>
             </w:r>
           </w:p>
         </w:tc>
@@ -600,7 +600,7 @@
                 <w:b/>
                 <w:sz w:val="20"/>
               </w:rPr>
-              <w:t>± 2.7</w:t>
+              <w:t>± 2.1</w:t>
             </w:r>
           </w:p>
         </w:tc>
@@ -640,7 +640,7 @@
                 <w:rFonts w:ascii="Calibri" w:hAnsi="Calibri"/>
                 <w:sz w:val="20"/>
               </w:rPr>
-              <w:t>95.5%</w:t>
+              <w:t>77.5%</w:t>
             </w:r>
           </w:p>
         </w:tc>
@@ -659,7 +659,7 @@
                 <w:rFonts w:ascii="Calibri" w:hAnsi="Calibri"/>
                 <w:sz w:val="20"/>
               </w:rPr>
-              <w:t>95.5%</w:t>
+              <w:t>77.8%</w:t>
             </w:r>
           </w:p>
         </w:tc>
@@ -678,7 +678,7 @@
                 <w:rFonts w:ascii="Calibri" w:hAnsi="Calibri"/>
                 <w:sz w:val="20"/>
               </w:rPr>
-              <w:t>95.5%</w:t>
+              <w:t>77.5%</w:t>
             </w:r>
           </w:p>
         </w:tc>
@@ -697,7 +697,7 @@
                 <w:rFonts w:ascii="Calibri" w:hAnsi="Calibri"/>
                 <w:sz w:val="20"/>
               </w:rPr>
-              <w:t>95.1%</w:t>
+              <w:t>76.5%</w:t>
             </w:r>
           </w:p>
         </w:tc>
@@ -716,7 +716,7 @@
                 <w:rFonts w:ascii="Calibri" w:hAnsi="Calibri"/>
                 <w:sz w:val="20"/>
               </w:rPr>
-              <w:t>± 2.8</w:t>
+              <w:t>± 4.0</w:t>
             </w:r>
           </w:p>
         </w:tc>
@@ -736,7 +736,7 @@
                 <w:rFonts w:ascii="Calibri" w:hAnsi="Calibri"/>
                 <w:sz w:val="20"/>
               </w:rPr>
-              <w:t>SVM</w:t>
+              <w:t>Bagged Trees</w:t>
             </w:r>
           </w:p>
         </w:tc>
@@ -754,7 +754,7 @@
                 <w:rFonts w:ascii="Calibri" w:hAnsi="Calibri"/>
                 <w:sz w:val="20"/>
               </w:rPr>
-              <w:t>95.2%</w:t>
+              <w:t>75.0%</w:t>
             </w:r>
           </w:p>
         </w:tc>
@@ -772,7 +772,7 @@
                 <w:rFonts w:ascii="Calibri" w:hAnsi="Calibri"/>
                 <w:sz w:val="20"/>
               </w:rPr>
-              <w:t>95.3%</w:t>
+              <w:t>73.6%</w:t>
             </w:r>
           </w:p>
         </w:tc>
@@ -790,7 +790,7 @@
                 <w:rFonts w:ascii="Calibri" w:hAnsi="Calibri"/>
                 <w:sz w:val="20"/>
               </w:rPr>
-              <w:t>95.3%</w:t>
+              <w:t>74.6%</w:t>
             </w:r>
           </w:p>
         </w:tc>
@@ -808,7 +808,7 @@
                 <w:rFonts w:ascii="Calibri" w:hAnsi="Calibri"/>
                 <w:sz w:val="20"/>
               </w:rPr>
-              <w:t>95.0%</w:t>
+              <w:t>73.4%</w:t>
             </w:r>
           </w:p>
         </w:tc>
@@ -826,7 +826,7 @@
                 <w:rFonts w:ascii="Calibri" w:hAnsi="Calibri"/>
                 <w:sz w:val="20"/>
               </w:rPr>
-              <w:t>± 2.9</w:t>
+              <w:t>± 4.5</w:t>
             </w:r>
           </w:p>
         </w:tc>
@@ -847,7 +847,7 @@
                 <w:rFonts w:ascii="Calibri" w:hAnsi="Calibri"/>
                 <w:sz w:val="20"/>
               </w:rPr>
-              <w:t>Bagged Trees</w:t>
+              <w:t>Logistic Regression</w:t>
             </w:r>
           </w:p>
         </w:tc>
@@ -866,7 +866,7 @@
                 <w:rFonts w:ascii="Calibri" w:hAnsi="Calibri"/>
                 <w:sz w:val="20"/>
               </w:rPr>
-              <w:t>95.1%</w:t>
+              <w:t>74.6%</w:t>
             </w:r>
           </w:p>
         </w:tc>
@@ -885,7 +885,7 @@
                 <w:rFonts w:ascii="Calibri" w:hAnsi="Calibri"/>
                 <w:sz w:val="20"/>
               </w:rPr>
-              <w:t>95.2%</w:t>
+              <w:t>74.1%</w:t>
             </w:r>
           </w:p>
         </w:tc>
@@ -904,7 +904,7 @@
                 <w:rFonts w:ascii="Calibri" w:hAnsi="Calibri"/>
                 <w:sz w:val="20"/>
               </w:rPr>
-              <w:t>95.0%</w:t>
+              <w:t>73.9%</w:t>
             </w:r>
           </w:p>
         </w:tc>
@@ -923,7 +923,7 @@
                 <w:rFonts w:ascii="Calibri" w:hAnsi="Calibri"/>
                 <w:sz w:val="20"/>
               </w:rPr>
-              <w:t>94.8%</w:t>
+              <w:t>73.3%</w:t>
             </w:r>
           </w:p>
         </w:tc>
@@ -942,7 +942,7 @@
                 <w:rFonts w:ascii="Calibri" w:hAnsi="Calibri"/>
                 <w:sz w:val="20"/>
               </w:rPr>
-              <w:t>± 2.2</w:t>
+              <w:t>± 3.0</w:t>
             </w:r>
           </w:p>
         </w:tc>
@@ -962,7 +962,7 @@
                 <w:rFonts w:ascii="Calibri" w:hAnsi="Calibri"/>
                 <w:sz w:val="20"/>
               </w:rPr>
-              <w:t>Gradient Boosting</w:t>
+              <w:t>MLP</w:t>
             </w:r>
           </w:p>
         </w:tc>
@@ -980,7 +980,7 @@
                 <w:rFonts w:ascii="Calibri" w:hAnsi="Calibri"/>
                 <w:sz w:val="20"/>
               </w:rPr>
-              <w:t>95.1%</w:t>
+              <w:t>73.1%</w:t>
             </w:r>
           </w:p>
         </w:tc>
@@ -998,7 +998,7 @@
                 <w:rFonts w:ascii="Calibri" w:hAnsi="Calibri"/>
                 <w:sz w:val="20"/>
               </w:rPr>
-              <w:t>95.1%</w:t>
+              <w:t>73.1%</w:t>
             </w:r>
           </w:p>
         </w:tc>
@@ -1016,7 +1016,7 @@
                 <w:rFonts w:ascii="Calibri" w:hAnsi="Calibri"/>
                 <w:sz w:val="20"/>
               </w:rPr>
-              <w:t>95.0%</w:t>
+              <w:t>72.7%</w:t>
             </w:r>
           </w:p>
         </w:tc>
@@ -1034,7 +1034,7 @@
                 <w:rFonts w:ascii="Calibri" w:hAnsi="Calibri"/>
                 <w:sz w:val="20"/>
               </w:rPr>
-              <w:t>94.7%</w:t>
+              <w:t>71.9%</w:t>
             </w:r>
           </w:p>
         </w:tc>
@@ -1052,7 +1052,7 @@
                 <w:rFonts w:ascii="Calibri" w:hAnsi="Calibri"/>
                 <w:sz w:val="20"/>
               </w:rPr>
-              <w:t>± 2.2</w:t>
+              <w:t>± 5.0</w:t>
             </w:r>
           </w:p>
         </w:tc>
@@ -1073,7 +1073,7 @@
                 <w:rFonts w:ascii="Calibri" w:hAnsi="Calibri"/>
                 <w:sz w:val="20"/>
               </w:rPr>
-              <w:t>MLP</w:t>
+              <w:t>SVM</w:t>
             </w:r>
           </w:p>
         </w:tc>
@@ -1092,7 +1092,7 @@
                 <w:rFonts w:ascii="Calibri" w:hAnsi="Calibri"/>
                 <w:sz w:val="20"/>
               </w:rPr>
-              <w:t>94.8%</w:t>
+              <w:t>72.8%</w:t>
             </w:r>
           </w:p>
         </w:tc>
@@ -1111,7 +1111,7 @@
                 <w:rFonts w:ascii="Calibri" w:hAnsi="Calibri"/>
                 <w:sz w:val="20"/>
               </w:rPr>
-              <w:t>94.8%</w:t>
+              <w:t>73.5%</w:t>
             </w:r>
           </w:p>
         </w:tc>
@@ -1130,7 +1130,7 @@
                 <w:rFonts w:ascii="Calibri" w:hAnsi="Calibri"/>
                 <w:sz w:val="20"/>
               </w:rPr>
-              <w:t>94.6%</w:t>
+              <w:t>72.6%</w:t>
             </w:r>
           </w:p>
         </w:tc>
@@ -1149,7 +1149,7 @@
                 <w:rFonts w:ascii="Calibri" w:hAnsi="Calibri"/>
                 <w:sz w:val="20"/>
               </w:rPr>
-              <w:t>94.4%</w:t>
+              <w:t>71.9%</w:t>
             </w:r>
           </w:p>
         </w:tc>
@@ -1168,7 +1168,233 @@
                 <w:rFonts w:ascii="Calibri" w:hAnsi="Calibri"/>
                 <w:sz w:val="20"/>
               </w:rPr>
-              <w:t>± 2.2</w:t>
+              <w:t>± 2.7</w:t>
+            </w:r>
+          </w:p>
+        </w:tc>
+      </w:tr>
+      <w:tr>
+        <w:tc>
+          <w:tcPr>
+            <w:tcW w:type="dxa" w:w="2448"/>
+          </w:tcPr>
+          <w:p>
+            <w:pPr>
+              <w:jc w:val="left"/>
+            </w:pPr>
+            <w:r/>
+            <w:r>
+              <w:rPr>
+                <w:rFonts w:ascii="Calibri" w:hAnsi="Calibri"/>
+                <w:sz w:val="20"/>
+              </w:rPr>
+              <w:t>Decision Tree</w:t>
+            </w:r>
+          </w:p>
+        </w:tc>
+        <w:tc>
+          <w:tcPr>
+            <w:tcW w:type="dxa" w:w="1368"/>
+          </w:tcPr>
+          <w:p>
+            <w:pPr>
+              <w:jc w:val="center"/>
+            </w:pPr>
+            <w:r/>
+            <w:r>
+              <w:rPr>
+                <w:rFonts w:ascii="Calibri" w:hAnsi="Calibri"/>
+                <w:sz w:val="20"/>
+              </w:rPr>
+              <w:t>64.4%</w:t>
+            </w:r>
+          </w:p>
+        </w:tc>
+        <w:tc>
+          <w:tcPr>
+            <w:tcW w:type="dxa" w:w="1368"/>
+          </w:tcPr>
+          <w:p>
+            <w:pPr>
+              <w:jc w:val="center"/>
+            </w:pPr>
+            <w:r/>
+            <w:r>
+              <w:rPr>
+                <w:rFonts w:ascii="Calibri" w:hAnsi="Calibri"/>
+                <w:sz w:val="20"/>
+              </w:rPr>
+              <w:t>64.3%</w:t>
+            </w:r>
+          </w:p>
+        </w:tc>
+        <w:tc>
+          <w:tcPr>
+            <w:tcW w:type="dxa" w:w="1296"/>
+          </w:tcPr>
+          <w:p>
+            <w:pPr>
+              <w:jc w:val="center"/>
+            </w:pPr>
+            <w:r/>
+            <w:r>
+              <w:rPr>
+                <w:rFonts w:ascii="Calibri" w:hAnsi="Calibri"/>
+                <w:sz w:val="20"/>
+              </w:rPr>
+              <w:t>63.4%</w:t>
+            </w:r>
+          </w:p>
+        </w:tc>
+        <w:tc>
+          <w:tcPr>
+            <w:tcW w:type="dxa" w:w="1368"/>
+          </w:tcPr>
+          <w:p>
+            <w:pPr>
+              <w:jc w:val="center"/>
+            </w:pPr>
+            <w:r/>
+            <w:r>
+              <w:rPr>
+                <w:rFonts w:ascii="Calibri" w:hAnsi="Calibri"/>
+                <w:sz w:val="20"/>
+              </w:rPr>
+              <w:t>62.6%</w:t>
+            </w:r>
+          </w:p>
+        </w:tc>
+        <w:tc>
+          <w:tcPr>
+            <w:tcW w:type="dxa" w:w="1080"/>
+          </w:tcPr>
+          <w:p>
+            <w:pPr>
+              <w:jc w:val="center"/>
+            </w:pPr>
+            <w:r/>
+            <w:r>
+              <w:rPr>
+                <w:rFonts w:ascii="Calibri" w:hAnsi="Calibri"/>
+                <w:sz w:val="20"/>
+              </w:rPr>
+              <w:t>± 3.3</w:t>
+            </w:r>
+          </w:p>
+        </w:tc>
+      </w:tr>
+      <w:tr>
+        <w:tc>
+          <w:tcPr>
+            <w:tcW w:type="dxa" w:w="2448"/>
+            <w:shd w:val="clear" w:fill="F2F2F2"/>
+          </w:tcPr>
+          <w:p>
+            <w:pPr>
+              <w:jc w:val="left"/>
+            </w:pPr>
+            <w:r/>
+            <w:r>
+              <w:rPr>
+                <w:rFonts w:ascii="Calibri" w:hAnsi="Calibri"/>
+                <w:sz w:val="20"/>
+              </w:rPr>
+              <w:t>k-NN</w:t>
+            </w:r>
+          </w:p>
+        </w:tc>
+        <w:tc>
+          <w:tcPr>
+            <w:tcW w:type="dxa" w:w="1368"/>
+            <w:shd w:val="clear" w:fill="F2F2F2"/>
+          </w:tcPr>
+          <w:p>
+            <w:pPr>
+              <w:jc w:val="center"/>
+            </w:pPr>
+            <w:r/>
+            <w:r>
+              <w:rPr>
+                <w:rFonts w:ascii="Calibri" w:hAnsi="Calibri"/>
+                <w:sz w:val="20"/>
+              </w:rPr>
+              <w:t>56.1%</w:t>
+            </w:r>
+          </w:p>
+        </w:tc>
+        <w:tc>
+          <w:tcPr>
+            <w:tcW w:type="dxa" w:w="1368"/>
+            <w:shd w:val="clear" w:fill="F2F2F2"/>
+          </w:tcPr>
+          <w:p>
+            <w:pPr>
+              <w:jc w:val="center"/>
+            </w:pPr>
+            <w:r/>
+            <w:r>
+              <w:rPr>
+                <w:rFonts w:ascii="Calibri" w:hAnsi="Calibri"/>
+                <w:sz w:val="20"/>
+              </w:rPr>
+              <w:t>56.4%</w:t>
+            </w:r>
+          </w:p>
+        </w:tc>
+        <w:tc>
+          <w:tcPr>
+            <w:tcW w:type="dxa" w:w="1296"/>
+            <w:shd w:val="clear" w:fill="F2F2F2"/>
+          </w:tcPr>
+          <w:p>
+            <w:pPr>
+              <w:jc w:val="center"/>
+            </w:pPr>
+            <w:r/>
+            <w:r>
+              <w:rPr>
+                <w:rFonts w:ascii="Calibri" w:hAnsi="Calibri"/>
+                <w:sz w:val="20"/>
+              </w:rPr>
+              <w:t>55.9%</w:t>
+            </w:r>
+          </w:p>
+        </w:tc>
+        <w:tc>
+          <w:tcPr>
+            <w:tcW w:type="dxa" w:w="1368"/>
+            <w:shd w:val="clear" w:fill="F2F2F2"/>
+          </w:tcPr>
+          <w:p>
+            <w:pPr>
+              <w:jc w:val="center"/>
+            </w:pPr>
+            <w:r/>
+            <w:r>
+              <w:rPr>
+                <w:rFonts w:ascii="Calibri" w:hAnsi="Calibri"/>
+                <w:sz w:val="20"/>
+              </w:rPr>
+              <w:t>54.5%</w:t>
+            </w:r>
+          </w:p>
+        </w:tc>
+        <w:tc>
+          <w:tcPr>
+            <w:tcW w:type="dxa" w:w="1080"/>
+            <w:shd w:val="clear" w:fill="F2F2F2"/>
+          </w:tcPr>
+          <w:p>
+            <w:pPr>
+              <w:jc w:val="center"/>
+            </w:pPr>
+            <w:r/>
+            <w:r>
+              <w:rPr>
+                <w:rFonts w:ascii="Calibri" w:hAnsi="Calibri"/>
+                <w:sz w:val="20"/>
+              </w:rPr>
+              <w:t>± 5.4</w:t>
             </w:r>
           </w:p>
         </w:tc>
@@ -1206,7 +1432,7 @@
                 <w:rFonts w:ascii="Calibri" w:hAnsi="Calibri"/>
                 <w:sz w:val="20"/>
               </w:rPr>
-              <w:t>94.3%</w:t>
+              <w:t>41.2%</w:t>
             </w:r>
           </w:p>
         </w:tc>
@@ -1224,7 +1450,7 @@
                 <w:rFonts w:ascii="Calibri" w:hAnsi="Calibri"/>
                 <w:sz w:val="20"/>
               </w:rPr>
-              <w:t>94.5%</w:t>
+              <w:t>44.0%</w:t>
             </w:r>
           </w:p>
         </w:tc>
@@ -1242,7 +1468,7 @@
                 <w:rFonts w:ascii="Calibri" w:hAnsi="Calibri"/>
                 <w:sz w:val="20"/>
               </w:rPr>
-              <w:t>94.4%</w:t>
+              <w:t>41.6%</w:t>
             </w:r>
           </w:p>
         </w:tc>
@@ -1260,7 +1486,7 @@
                 <w:rFonts w:ascii="Calibri" w:hAnsi="Calibri"/>
                 <w:sz w:val="20"/>
               </w:rPr>
-              <w:t>94.2%</w:t>
+              <w:t>40.8%</w:t>
             </w:r>
           </w:p>
         </w:tc>
@@ -1278,233 +1504,7 @@
                 <w:rFonts w:ascii="Calibri" w:hAnsi="Calibri"/>
                 <w:sz w:val="20"/>
               </w:rPr>
-              <w:t>± 2.0</w:t>
-            </w:r>
-          </w:p>
-        </w:tc>
-      </w:tr>
-      <w:tr>
-        <w:tc>
-          <w:tcPr>
-            <w:tcW w:type="dxa" w:w="2448"/>
-            <w:shd w:val="clear" w:fill="F2F2F2"/>
-          </w:tcPr>
-          <w:p>
-            <w:pPr>
-              <w:jc w:val="left"/>
-            </w:pPr>
-            <w:r/>
-            <w:r>
-              <w:rPr>
-                <w:rFonts w:ascii="Calibri" w:hAnsi="Calibri"/>
-                <w:sz w:val="20"/>
-              </w:rPr>
-              <w:t>Decision Tree</w:t>
-            </w:r>
-          </w:p>
-        </w:tc>
-        <w:tc>
-          <w:tcPr>
-            <w:tcW w:type="dxa" w:w="1368"/>
-            <w:shd w:val="clear" w:fill="F2F2F2"/>
-          </w:tcPr>
-          <w:p>
-            <w:pPr>
-              <w:jc w:val="center"/>
-            </w:pPr>
-            <w:r/>
-            <w:r>
-              <w:rPr>
-                <w:rFonts w:ascii="Calibri" w:hAnsi="Calibri"/>
-                <w:sz w:val="20"/>
-              </w:rPr>
-              <w:t>93.5%</w:t>
-            </w:r>
-          </w:p>
-        </w:tc>
-        <w:tc>
-          <w:tcPr>
-            <w:tcW w:type="dxa" w:w="1368"/>
-            <w:shd w:val="clear" w:fill="F2F2F2"/>
-          </w:tcPr>
-          <w:p>
-            <w:pPr>
-              <w:jc w:val="center"/>
-            </w:pPr>
-            <w:r/>
-            <w:r>
-              <w:rPr>
-                <w:rFonts w:ascii="Calibri" w:hAnsi="Calibri"/>
-                <w:sz w:val="20"/>
-              </w:rPr>
-              <w:t>93.5%</w:t>
-            </w:r>
-          </w:p>
-        </w:tc>
-        <w:tc>
-          <w:tcPr>
-            <w:tcW w:type="dxa" w:w="1296"/>
-            <w:shd w:val="clear" w:fill="F2F2F2"/>
-          </w:tcPr>
-          <w:p>
-            <w:pPr>
-              <w:jc w:val="center"/>
-            </w:pPr>
-            <w:r/>
-            <w:r>
-              <w:rPr>
-                <w:rFonts w:ascii="Calibri" w:hAnsi="Calibri"/>
-                <w:sz w:val="20"/>
-              </w:rPr>
-              <w:t>93.5%</w:t>
-            </w:r>
-          </w:p>
-        </w:tc>
-        <w:tc>
-          <w:tcPr>
-            <w:tcW w:type="dxa" w:w="1368"/>
-            <w:shd w:val="clear" w:fill="F2F2F2"/>
-          </w:tcPr>
-          <w:p>
-            <w:pPr>
-              <w:jc w:val="center"/>
-            </w:pPr>
-            <w:r/>
-            <w:r>
-              <w:rPr>
-                <w:rFonts w:ascii="Calibri" w:hAnsi="Calibri"/>
-                <w:sz w:val="20"/>
-              </w:rPr>
-              <w:t>93.1%</w:t>
-            </w:r>
-          </w:p>
-        </w:tc>
-        <w:tc>
-          <w:tcPr>
-            <w:tcW w:type="dxa" w:w="1080"/>
-            <w:shd w:val="clear" w:fill="F2F2F2"/>
-          </w:tcPr>
-          <w:p>
-            <w:pPr>
-              <w:jc w:val="center"/>
-            </w:pPr>
-            <w:r/>
-            <w:r>
-              <w:rPr>
-                <w:rFonts w:ascii="Calibri" w:hAnsi="Calibri"/>
-                <w:sz w:val="20"/>
-              </w:rPr>
-              <w:t>± 2.0</w:t>
-            </w:r>
-          </w:p>
-        </w:tc>
-      </w:tr>
-      <w:tr>
-        <w:tc>
-          <w:tcPr>
-            <w:tcW w:type="dxa" w:w="2448"/>
-          </w:tcPr>
-          <w:p>
-            <w:pPr>
-              <w:jc w:val="left"/>
-            </w:pPr>
-            <w:r/>
-            <w:r>
-              <w:rPr>
-                <w:rFonts w:ascii="Calibri" w:hAnsi="Calibri"/>
-                <w:sz w:val="20"/>
-              </w:rPr>
-              <w:t>k-NN</w:t>
-            </w:r>
-          </w:p>
-        </w:tc>
-        <w:tc>
-          <w:tcPr>
-            <w:tcW w:type="dxa" w:w="1368"/>
-          </w:tcPr>
-          <w:p>
-            <w:pPr>
-              <w:jc w:val="center"/>
-            </w:pPr>
-            <w:r/>
-            <w:r>
-              <w:rPr>
-                <w:rFonts w:ascii="Calibri" w:hAnsi="Calibri"/>
-                <w:sz w:val="20"/>
-              </w:rPr>
-              <w:t>92.9%</w:t>
-            </w:r>
-          </w:p>
-        </w:tc>
-        <w:tc>
-          <w:tcPr>
-            <w:tcW w:type="dxa" w:w="1368"/>
-          </w:tcPr>
-          <w:p>
-            <w:pPr>
-              <w:jc w:val="center"/>
-            </w:pPr>
-            <w:r/>
-            <w:r>
-              <w:rPr>
-                <w:rFonts w:ascii="Calibri" w:hAnsi="Calibri"/>
-                <w:sz w:val="20"/>
-              </w:rPr>
-              <w:t>92.9%</w:t>
-            </w:r>
-          </w:p>
-        </w:tc>
-        <w:tc>
-          <w:tcPr>
-            <w:tcW w:type="dxa" w:w="1296"/>
-          </w:tcPr>
-          <w:p>
-            <w:pPr>
-              <w:jc w:val="center"/>
-            </w:pPr>
-            <w:r/>
-            <w:r>
-              <w:rPr>
-                <w:rFonts w:ascii="Calibri" w:hAnsi="Calibri"/>
-                <w:sz w:val="20"/>
-              </w:rPr>
-              <w:t>93.0%</w:t>
-            </w:r>
-          </w:p>
-        </w:tc>
-        <w:tc>
-          <w:tcPr>
-            <w:tcW w:type="dxa" w:w="1368"/>
-          </w:tcPr>
-          <w:p>
-            <w:pPr>
-              <w:jc w:val="center"/>
-            </w:pPr>
-            <w:r/>
-            <w:r>
-              <w:rPr>
-                <w:rFonts w:ascii="Calibri" w:hAnsi="Calibri"/>
-                <w:sz w:val="20"/>
-              </w:rPr>
-              <w:t>92.5%</w:t>
-            </w:r>
-          </w:p>
-        </w:tc>
-        <w:tc>
-          <w:tcPr>
-            <w:tcW w:type="dxa" w:w="1080"/>
-          </w:tcPr>
-          <w:p>
-            <w:pPr>
-              <w:jc w:val="center"/>
-            </w:pPr>
-            <w:r/>
-            <w:r>
-              <w:rPr>
-                <w:rFonts w:ascii="Calibri" w:hAnsi="Calibri"/>
-                <w:sz w:val="20"/>
-              </w:rPr>
-              <w:t>± 3.6</w:t>
+              <w:t>± 3.5</w:t>
             </w:r>
           </w:p>
         </w:tc>
@@ -1644,7 +1644,7 @@
           <w:i w:val="0"/>
           <w:sz w:val="22"/>
         </w:rPr>
-        <w:t>Logistic Regression scores highest at 95.3% macro-F1, but the top group — Logistic Regression, Random Forest, SVM, Bagged Trees, Gradient Boosting, MLP, LDA, k-NN — sits within one standard deviation of each other. On 4309 recordings that is a statistical tie: any of them is a defensible choice, and the ordering between them would likely change with more data.</w:t>
+        <w:t>Gradient Boosting scores highest at 78.7% macro-F1, but the top group — Gradient Boosting, Random Forest — sits within one standard deviation of each other. On 2359 recordings that is a statistical tie: any of them is a defensible choice, and the ordering between them would likely change with more data.</w:t>
       </w:r>
     </w:p>
     <w:p>
@@ -1658,7 +1658,7 @@
           <w:i w:val="0"/>
           <w:sz w:val="22"/>
         </w:rPr>
-        <w:t>The genuine separation is between that leading group and the rest: the field spans 3 points from best to worst, and k-NN at 92.5% is far outside any margin of error.</w:t>
+        <w:t>The genuine separation is between that leading group and the rest: the field spans 38 points from best to worst, and LDA at 40.8% is far outside any margin of error.</w:t>
       </w:r>
     </w:p>
     <w:p>
@@ -1680,7 +1680,7 @@
         <w:pStyle w:val="Heading1"/>
       </w:pPr>
       <w:r>
-        <w:t>3. Logistic Regression in detail</w:t>
+        <w:t>3. Gradient Boosting in detail</w:t>
       </w:r>
     </w:p>
     <w:p>
@@ -1749,7 +1749,7 @@
           <w:i w:val="0"/>
           <w:sz w:val="22"/>
         </w:rPr>
-        <w:t>No sign falls below 70% — performance is even across the set.</w:t>
+        <w:t>Weakest signs: ជម្រាប់សួរ (60%). These would benefit most from extra recordings.</w:t>
       </w:r>
     </w:p>
     <w:p>
@@ -1818,7 +1818,7 @@
           <w:i w:val="0"/>
           <w:sz w:val="22"/>
         </w:rPr>
-        <w:t>The most frequent single mistake is ជម្រាប់សួរ predicted as ម៉ាក់ (5 times).</w:t>
+        <w:t>The most frequent single mistake is ជម្រាប់សួរ predicted as អរគុណ (21 times).</w:t>
       </w:r>
     </w:p>
     <w:p>
@@ -1854,7 +1854,7 @@
           <w:i w:val="0"/>
           <w:sz w:val="22"/>
         </w:rPr>
-        <w:t>To test it, the model was trained on one setting and tested on the other — for example trained only on brightly lit takes and tested only on dim ones. If a setting made no difference, the score would stay near the 95% baseline from Section 2.</w:t>
+        <w:t>To test it, the model was trained on one setting and tested on the other — for example trained only on brightly lit takes and tested only on dim ones. If a setting made no difference, the score would stay near the 79% baseline from Section 2.</w:t>
       </w:r>
     </w:p>
     <w:tbl>
@@ -2003,7 +2003,7 @@
                 <w:rFonts w:ascii="Calibri" w:hAnsi="Calibri"/>
                 <w:sz w:val="20"/>
               </w:rPr>
-              <w:t>97.6%</w:t>
+              <w:t>75.1%</w:t>
             </w:r>
           </w:p>
         </w:tc>
@@ -2021,7 +2021,7 @@
                 <w:rFonts w:ascii="Calibri" w:hAnsi="Calibri"/>
                 <w:sz w:val="20"/>
               </w:rPr>
-              <w:t>+2.3</w:t>
+              <w:t>-3.7</w:t>
             </w:r>
           </w:p>
         </w:tc>
@@ -2080,7 +2080,7 @@
                 <w:rFonts w:ascii="Calibri" w:hAnsi="Calibri"/>
                 <w:sz w:val="20"/>
               </w:rPr>
-              <w:t>84.7%</w:t>
+              <w:t>70.5%</w:t>
             </w:r>
           </w:p>
         </w:tc>
@@ -2099,7 +2099,7 @@
                 <w:rFonts w:ascii="Calibri" w:hAnsi="Calibri"/>
                 <w:sz w:val="20"/>
               </w:rPr>
-              <w:t>-10.5</w:t>
+              <w:t>-8.2</w:t>
             </w:r>
           </w:p>
         </w:tc>
@@ -2155,7 +2155,7 @@
                 <w:rFonts w:ascii="Calibri" w:hAnsi="Calibri"/>
                 <w:sz w:val="20"/>
               </w:rPr>
-              <w:t>83.5%</w:t>
+              <w:t>76.7%</w:t>
             </w:r>
           </w:p>
         </w:tc>
@@ -2173,7 +2173,7 @@
                 <w:rFonts w:ascii="Calibri" w:hAnsi="Calibri"/>
                 <w:sz w:val="20"/>
               </w:rPr>
-              <w:t>-11.8</w:t>
+              <w:t>-2.1</w:t>
             </w:r>
           </w:p>
         </w:tc>
@@ -2203,7 +2203,7 @@
           <w:i w:val="0"/>
           <w:sz w:val="22"/>
         </w:rPr>
-        <w:t>Yes, and unevenly. The gentlest change is full light → dim light, where the model still reaches 98% on a setting it never trained on. The hardest is middle/left → right, which drops to 84% — 12 points below the 95% baseline.</w:t>
+        <w:t>Yes, and unevenly. The gentlest change is middle/left → right, where the model still reaches 77% on a setting it never trained on. The hardest is near → far, which drops to 70% — 8 points below the 79% baseline.</w:t>
       </w:r>
     </w:p>
     <w:p>
@@ -2217,7 +2217,7 @@
           <w:i w:val="0"/>
           <w:sz w:val="22"/>
         </w:rPr>
-        <w:t>The practical reading is that the system copes with some changes better than others, and "middle/left → right" is the one to design around. Recordings intended for real use should cover the range the system will actually meet rather than assuming one session generalises.</w:t>
+        <w:t>The practical reading is that the system copes with some changes better than others, and "near → far" is the one to design around. Recordings intended for real use should cover the range the system will actually meet rather than assuming one session generalises.</w:t>
       </w:r>
     </w:p>
     <w:p>
@@ -2231,7 +2231,7 @@
           <w:i w:val="0"/>
           <w:sz w:val="22"/>
         </w:rPr>
-        <w:t>Robustness to lighting does not have to follow overall accuracy, though here they agree: Logistic Regression is both the most accurate model and the one that holds up best when the lighting changes, at 98%. The ranking below is otherwise quite different from Section 2:</w:t>
+        <w:t>How badly lighting hurts depends strongly on the algorithm, and not in the order Section 2 would suggest. Gradient Boosting is the most accurate model overall but falls to 75% here. The most resilient is Random Forest at 77%, despite ranking #2 on the standard comparison:</w:t>
       </w:r>
     </w:p>
     <w:tbl>
@@ -2323,7 +2323,7 @@
                 <w:rFonts w:ascii="Calibri" w:hAnsi="Calibri"/>
                 <w:sz w:val="20"/>
               </w:rPr>
-              <w:t>Logistic Regression</w:t>
+              <w:t>Random Forest</w:t>
             </w:r>
           </w:p>
         </w:tc>
@@ -2341,7 +2341,7 @@
                 <w:rFonts w:ascii="Calibri" w:hAnsi="Calibri"/>
                 <w:sz w:val="20"/>
               </w:rPr>
-              <w:t>97.6%</w:t>
+              <w:t>77.4%</w:t>
             </w:r>
           </w:p>
         </w:tc>
@@ -2359,122 +2359,7 @@
                 <w:rFonts w:ascii="Calibri" w:hAnsi="Calibri"/>
                 <w:sz w:val="20"/>
               </w:rPr>
-              <w:t>#1</w:t>
-            </w:r>
-          </w:p>
-        </w:tc>
-      </w:tr>
-      <w:tr>
-        <w:tc>
-          <w:tcPr>
-            <w:tcW w:type="dxa" w:w="2736"/>
-            <w:shd w:val="clear" w:fill="F2F2F2"/>
-          </w:tcPr>
-          <w:p>
-            <w:pPr>
-              <w:jc w:val="left"/>
-            </w:pPr>
-            <w:r/>
-            <w:r>
-              <w:rPr>
-                <w:rFonts w:ascii="Calibri" w:hAnsi="Calibri"/>
-                <w:sz w:val="20"/>
-              </w:rPr>
-              <w:t>LDA</w:t>
-            </w:r>
-          </w:p>
-        </w:tc>
-        <w:tc>
-          <w:tcPr>
-            <w:tcW w:type="dxa" w:w="3744"/>
-            <w:shd w:val="clear" w:fill="F2F2F2"/>
-          </w:tcPr>
-          <w:p>
-            <w:pPr>
-              <w:jc w:val="center"/>
-            </w:pPr>
-            <w:r/>
-            <w:r>
-              <w:rPr>
-                <w:rFonts w:ascii="Calibri" w:hAnsi="Calibri"/>
-                <w:sz w:val="20"/>
-              </w:rPr>
-              <w:t>97.5%</w:t>
-            </w:r>
-          </w:p>
-        </w:tc>
-        <w:tc>
-          <w:tcPr>
-            <w:tcW w:type="dxa" w:w="2160"/>
-            <w:shd w:val="clear" w:fill="F2F2F2"/>
-          </w:tcPr>
-          <w:p>
-            <w:pPr>
-              <w:jc w:val="center"/>
-            </w:pPr>
-            <w:r/>
-            <w:r>
-              <w:rPr>
-                <w:rFonts w:ascii="Calibri" w:hAnsi="Calibri"/>
-                <w:sz w:val="20"/>
-              </w:rPr>
-              <w:t>#7</w:t>
-            </w:r>
-          </w:p>
-        </w:tc>
-      </w:tr>
-      <w:tr>
-        <w:tc>
-          <w:tcPr>
-            <w:tcW w:type="dxa" w:w="2736"/>
-          </w:tcPr>
-          <w:p>
-            <w:pPr>
-              <w:jc w:val="left"/>
-            </w:pPr>
-            <w:r/>
-            <w:r>
-              <w:rPr>
-                <w:rFonts w:ascii="Calibri" w:hAnsi="Calibri"/>
-                <w:sz w:val="20"/>
-              </w:rPr>
-              <w:t>MLP</w:t>
-            </w:r>
-          </w:p>
-        </w:tc>
-        <w:tc>
-          <w:tcPr>
-            <w:tcW w:type="dxa" w:w="3744"/>
-          </w:tcPr>
-          <w:p>
-            <w:pPr>
-              <w:jc w:val="center"/>
-            </w:pPr>
-            <w:r/>
-            <w:r>
-              <w:rPr>
-                <w:rFonts w:ascii="Calibri" w:hAnsi="Calibri"/>
-                <w:sz w:val="20"/>
-              </w:rPr>
-              <w:t>96.9%</w:t>
-            </w:r>
-          </w:p>
-        </w:tc>
-        <w:tc>
-          <w:tcPr>
-            <w:tcW w:type="dxa" w:w="2160"/>
-          </w:tcPr>
-          <w:p>
-            <w:pPr>
-              <w:jc w:val="center"/>
-            </w:pPr>
-            <w:r/>
-            <w:r>
-              <w:rPr>
-                <w:rFonts w:ascii="Calibri" w:hAnsi="Calibri"/>
-                <w:sz w:val="20"/>
-              </w:rPr>
-              <w:t>#6</w:t>
+              <w:t>#2</w:t>
             </w:r>
           </w:p>
         </w:tc>
@@ -2514,7 +2399,7 @@
                 <w:rFonts w:ascii="Calibri" w:hAnsi="Calibri"/>
                 <w:sz w:val="20"/>
               </w:rPr>
-              <w:t>96.3%</w:t>
+              <w:t>75.1%</w:t>
             </w:r>
           </w:p>
         </w:tc>
@@ -2533,7 +2418,7 @@
                 <w:rFonts w:ascii="Calibri" w:hAnsi="Calibri"/>
                 <w:sz w:val="20"/>
               </w:rPr>
-              <w:t>#5</w:t>
+              <w:t>#1</w:t>
             </w:r>
           </w:p>
         </w:tc>
@@ -2553,7 +2438,7 @@
                 <w:rFonts w:ascii="Calibri" w:hAnsi="Calibri"/>
                 <w:sz w:val="20"/>
               </w:rPr>
-              <w:t>Random Forest</w:t>
+              <w:t>MLP</w:t>
             </w:r>
           </w:p>
         </w:tc>
@@ -2571,7 +2456,7 @@
                 <w:rFonts w:ascii="Calibri" w:hAnsi="Calibri"/>
                 <w:sz w:val="20"/>
               </w:rPr>
-              <w:t>96.2%</w:t>
+              <w:t>72.1%</w:t>
             </w:r>
           </w:p>
         </w:tc>
@@ -2589,7 +2474,7 @@
                 <w:rFonts w:ascii="Calibri" w:hAnsi="Calibri"/>
                 <w:sz w:val="20"/>
               </w:rPr>
-              <w:t>#2</w:t>
+              <w:t>#5</w:t>
             </w:r>
           </w:p>
         </w:tc>
@@ -2629,7 +2514,122 @@
                 <w:rFonts w:ascii="Calibri" w:hAnsi="Calibri"/>
                 <w:sz w:val="20"/>
               </w:rPr>
-              <w:t>96.2%</w:t>
+              <w:t>70.6%</w:t>
+            </w:r>
+          </w:p>
+        </w:tc>
+        <w:tc>
+          <w:tcPr>
+            <w:tcW w:type="dxa" w:w="2160"/>
+            <w:shd w:val="clear" w:fill="F2F2F2"/>
+          </w:tcPr>
+          <w:p>
+            <w:pPr>
+              <w:jc w:val="center"/>
+            </w:pPr>
+            <w:r/>
+            <w:r>
+              <w:rPr>
+                <w:rFonts w:ascii="Calibri" w:hAnsi="Calibri"/>
+                <w:sz w:val="20"/>
+              </w:rPr>
+              <w:t>#3</w:t>
+            </w:r>
+          </w:p>
+        </w:tc>
+      </w:tr>
+      <w:tr>
+        <w:tc>
+          <w:tcPr>
+            <w:tcW w:type="dxa" w:w="2736"/>
+          </w:tcPr>
+          <w:p>
+            <w:pPr>
+              <w:jc w:val="left"/>
+            </w:pPr>
+            <w:r/>
+            <w:r>
+              <w:rPr>
+                <w:rFonts w:ascii="Calibri" w:hAnsi="Calibri"/>
+                <w:sz w:val="20"/>
+              </w:rPr>
+              <w:t>SVM</w:t>
+            </w:r>
+          </w:p>
+        </w:tc>
+        <w:tc>
+          <w:tcPr>
+            <w:tcW w:type="dxa" w:w="3744"/>
+          </w:tcPr>
+          <w:p>
+            <w:pPr>
+              <w:jc w:val="center"/>
+            </w:pPr>
+            <w:r/>
+            <w:r>
+              <w:rPr>
+                <w:rFonts w:ascii="Calibri" w:hAnsi="Calibri"/>
+                <w:sz w:val="20"/>
+              </w:rPr>
+              <w:t>69.5%</w:t>
+            </w:r>
+          </w:p>
+        </w:tc>
+        <w:tc>
+          <w:tcPr>
+            <w:tcW w:type="dxa" w:w="2160"/>
+          </w:tcPr>
+          <w:p>
+            <w:pPr>
+              <w:jc w:val="center"/>
+            </w:pPr>
+            <w:r/>
+            <w:r>
+              <w:rPr>
+                <w:rFonts w:ascii="Calibri" w:hAnsi="Calibri"/>
+                <w:sz w:val="20"/>
+              </w:rPr>
+              <w:t>#6</w:t>
+            </w:r>
+          </w:p>
+        </w:tc>
+      </w:tr>
+      <w:tr>
+        <w:tc>
+          <w:tcPr>
+            <w:tcW w:type="dxa" w:w="2736"/>
+            <w:shd w:val="clear" w:fill="F2F2F2"/>
+          </w:tcPr>
+          <w:p>
+            <w:pPr>
+              <w:jc w:val="left"/>
+            </w:pPr>
+            <w:r/>
+            <w:r>
+              <w:rPr>
+                <w:rFonts w:ascii="Calibri" w:hAnsi="Calibri"/>
+                <w:sz w:val="20"/>
+              </w:rPr>
+              <w:t>Logistic Regression</w:t>
+            </w:r>
+          </w:p>
+        </w:tc>
+        <w:tc>
+          <w:tcPr>
+            <w:tcW w:type="dxa" w:w="3744"/>
+            <w:shd w:val="clear" w:fill="F2F2F2"/>
+          </w:tcPr>
+          <w:p>
+            <w:pPr>
+              <w:jc w:val="center"/>
+            </w:pPr>
+            <w:r/>
+            <w:r>
+              <w:rPr>
+                <w:rFonts w:ascii="Calibri" w:hAnsi="Calibri"/>
+                <w:sz w:val="20"/>
+              </w:rPr>
+              <w:t>67.9%</w:t>
             </w:r>
           </w:p>
         </w:tc>
@@ -2668,7 +2668,7 @@
                 <w:rFonts w:ascii="Calibri" w:hAnsi="Calibri"/>
                 <w:sz w:val="20"/>
               </w:rPr>
-              <w:t>SVM</w:t>
+              <w:t>Decision Tree</w:t>
             </w:r>
           </w:p>
         </w:tc>
@@ -2686,7 +2686,7 @@
                 <w:rFonts w:ascii="Calibri" w:hAnsi="Calibri"/>
                 <w:sz w:val="20"/>
               </w:rPr>
-              <w:t>95.7%</w:t>
+              <w:t>63.2%</w:t>
             </w:r>
           </w:p>
         </w:tc>
@@ -2704,7 +2704,7 @@
                 <w:rFonts w:ascii="Calibri" w:hAnsi="Calibri"/>
                 <w:sz w:val="20"/>
               </w:rPr>
-              <w:t>#3</w:t>
+              <w:t>#7</w:t>
             </w:r>
           </w:p>
         </w:tc>
@@ -2744,7 +2744,7 @@
                 <w:rFonts w:ascii="Calibri" w:hAnsi="Calibri"/>
                 <w:sz w:val="20"/>
               </w:rPr>
-              <w:t>95.7%</w:t>
+              <w:t>58.1%</w:t>
             </w:r>
           </w:p>
         </w:tc>
@@ -2763,7 +2763,7 @@
                 <w:rFonts w:ascii="Calibri" w:hAnsi="Calibri"/>
                 <w:sz w:val="20"/>
               </w:rPr>
-              <w:t>#9</w:t>
+              <w:t>#8</w:t>
             </w:r>
           </w:p>
         </w:tc>
@@ -2783,7 +2783,7 @@
                 <w:rFonts w:ascii="Calibri" w:hAnsi="Calibri"/>
                 <w:sz w:val="20"/>
               </w:rPr>
-              <w:t>Decision Tree</w:t>
+              <w:t>LDA</w:t>
             </w:r>
           </w:p>
         </w:tc>
@@ -2801,7 +2801,7 @@
                 <w:rFonts w:ascii="Calibri" w:hAnsi="Calibri"/>
                 <w:sz w:val="20"/>
               </w:rPr>
-              <w:t>94.4%</w:t>
+              <w:t>34.5%</w:t>
             </w:r>
           </w:p>
         </w:tc>
@@ -2819,7 +2819,7 @@
                 <w:rFonts w:ascii="Calibri" w:hAnsi="Calibri"/>
                 <w:sz w:val="20"/>
               </w:rPr>
-              <w:t>#8</w:t>
+              <w:t>#9</w:t>
             </w:r>
           </w:p>
         </w:tc>
@@ -2885,7 +2885,7 @@
           <w:rFonts w:ascii="Calibri" w:hAnsi="Calibri"/>
           <w:sz w:val="22"/>
         </w:rPr>
-        <w:t>Logistic Regression scores highest at 95.3% macro-F1 (95.4% accuracy), though 8 algorithms are tied within run-to-run variation.</w:t>
+        <w:t>Gradient Boosting scores highest at 78.7% macro-F1 (80.1% accuracy), though 2 algorithms are tied within run-to-run variation.</w:t>
       </w:r>
     </w:p>
     <w:p>
@@ -2898,7 +2898,7 @@
           <w:rFonts w:ascii="Calibri" w:hAnsi="Calibri"/>
           <w:sz w:val="22"/>
         </w:rPr>
-        <w:t>The spread between best and worst is 3 points, so the choice of algorithm materially affects results on this dataset.</w:t>
+        <w:t>The spread between best and worst is 38 points, so the choice of algorithm materially affects results on this dataset.</w:t>
       </w:r>
     </w:p>
     <w:p>
@@ -2924,7 +2924,20 @@
           <w:rFonts w:ascii="Calibri" w:hAnsi="Calibri"/>
           <w:sz w:val="22"/>
         </w:rPr>
-        <w:t>Logistic Regression is both the most accurate model and the most robust to a lighting change, keeping 98%.</w:t>
+        <w:t>Robustness to lighting does not follow overall accuracy: Random Forest keeps 77% when the lighting changes while Gradient Boosting, the most accurate model overall, keeps only 75%.</w:t>
+      </w:r>
+    </w:p>
+    <w:p>
+      <w:pPr>
+        <w:pStyle w:val="ListBullet"/>
+        <w:spacing w:after="80"/>
+      </w:pPr>
+      <w:r>
+        <w:rPr>
+          <w:rFonts w:ascii="Calibri" w:hAnsi="Calibri"/>
+          <w:sz w:val="22"/>
+        </w:rPr>
+        <w:t>ជម្រាប់សួរ is the hardest sign and is the clearest target for more recordings.</w:t>
       </w:r>
     </w:p>
     <w:p>
